--- a/docs/qms/evidence-2026/15_Testing/Failures/DEF-2026-01_Defect_Linking_GitHub_REG-04.docx
+++ b/docs/qms/evidence-2026/15_Testing/Failures/DEF-2026-01_Defect_Linking_GitHub_REG-04.docx
@@ -1279,6 +1279,273 @@
           </w:p>
         </w:tc>
       </w:tr>
+      <w:tr>
+        <w:tc>
+          <w:tcPr>
+            <w:tcW w:type="dxa" w:w="2000"/>
+            <w:tcBorders>
+              <w:top w:val="single" w:color="BFC7D5" w:sz="4"/>
+              <w:left w:val="single" w:color="BFC7D5" w:sz="4"/>
+              <w:bottom w:val="single" w:color="BFC7D5" w:sz="4"/>
+              <w:right w:val="single" w:color="BFC7D5" w:sz="4"/>
+            </w:tcBorders>
+            <w:tcMar>
+              <w:top w:type="dxa" w:w="60"/>
+              <w:left w:type="dxa" w:w="90"/>
+              <w:bottom w:type="dxa" w:w="60"/>
+              <w:right w:type="dxa" w:w="90"/>
+            </w:tcMar>
+          </w:tcPr>
+          <w:p>
+            <w:r>
+              <w:rPr>
+                <w:b w:val="false"/>
+                <w:bCs w:val="false"/>
+                <w:color w:val="222222"/>
+                <w:sz w:val="17"/>
+                <w:szCs w:val="17"/>
+              </w:rPr>
+              <w:t xml:space="preserve">QA-FAIL-2026-02…05</w:t>
+            </w:r>
+          </w:p>
+        </w:tc>
+        <w:tc>
+          <w:tcPr>
+            <w:tcW w:type="dxa" w:w="3400"/>
+            <w:tcBorders>
+              <w:top w:val="single" w:color="BFC7D5" w:sz="4"/>
+              <w:left w:val="single" w:color="BFC7D5" w:sz="4"/>
+              <w:bottom w:val="single" w:color="BFC7D5" w:sz="4"/>
+              <w:right w:val="single" w:color="BFC7D5" w:sz="4"/>
+            </w:tcBorders>
+            <w:tcMar>
+              <w:top w:type="dxa" w:w="60"/>
+              <w:left w:type="dxa" w:w="90"/>
+              <w:bottom w:type="dxa" w:w="60"/>
+              <w:right w:type="dxa" w:w="90"/>
+            </w:tcMar>
+          </w:tcPr>
+          <w:p>
+            <w:r>
+              <w:rPr>
+                <w:b w:val="false"/>
+                <w:bCs w:val="false"/>
+                <w:color w:val="222222"/>
+                <w:sz w:val="17"/>
+                <w:szCs w:val="17"/>
+              </w:rPr>
+              <w:t xml:space="preserve">NC-2026-012…015 → fix e0ed4d0 (+14 regression tests)</w:t>
+            </w:r>
+          </w:p>
+        </w:tc>
+        <w:tc>
+          <w:tcPr>
+            <w:tcW w:type="dxa" w:w="3960"/>
+            <w:tcBorders>
+              <w:top w:val="single" w:color="BFC7D5" w:sz="4"/>
+              <w:left w:val="single" w:color="BFC7D5" w:sz="4"/>
+              <w:bottom w:val="single" w:color="BFC7D5" w:sz="4"/>
+              <w:right w:val="single" w:color="BFC7D5" w:sz="4"/>
+            </w:tcBorders>
+            <w:tcMar>
+              <w:top w:type="dxa" w:w="60"/>
+              <w:left w:type="dxa" w:w="90"/>
+              <w:bottom w:type="dxa" w:w="60"/>
+              <w:right w:type="dxa" w:w="90"/>
+            </w:tcMar>
+          </w:tcPr>
+          <w:p>
+            <w:r>
+              <w:rPr>
+                <w:b w:val="false"/>
+                <w:bCs w:val="false"/>
+                <w:color w:val="222222"/>
+                <w:sz w:val="17"/>
+                <w:szCs w:val="17"/>
+              </w:rPr>
+              <w:t xml:space="preserve">Closed; verified in run 4</w:t>
+            </w:r>
+          </w:p>
+        </w:tc>
+      </w:tr>
+      <w:tr>
+        <w:tc>
+          <w:tcPr>
+            <w:tcW w:type="dxa" w:w="2000"/>
+            <w:tcBorders>
+              <w:top w:val="single" w:color="BFC7D5" w:sz="4"/>
+              <w:left w:val="single" w:color="BFC7D5" w:sz="4"/>
+              <w:bottom w:val="single" w:color="BFC7D5" w:sz="4"/>
+              <w:right w:val="single" w:color="BFC7D5" w:sz="4"/>
+            </w:tcBorders>
+            <w:tcMar>
+              <w:top w:type="dxa" w:w="60"/>
+              <w:left w:type="dxa" w:w="90"/>
+              <w:bottom w:type="dxa" w:w="60"/>
+              <w:right w:type="dxa" w:w="90"/>
+            </w:tcMar>
+          </w:tcPr>
+          <w:p>
+            <w:r>
+              <w:rPr>
+                <w:b w:val="false"/>
+                <w:bCs w:val="false"/>
+                <w:color w:val="222222"/>
+                <w:sz w:val="17"/>
+                <w:szCs w:val="17"/>
+              </w:rPr>
+              <w:t xml:space="preserve">QA-FAIL-2026-06</w:t>
+            </w:r>
+          </w:p>
+        </w:tc>
+        <w:tc>
+          <w:tcPr>
+            <w:tcW w:type="dxa" w:w="3400"/>
+            <w:tcBorders>
+              <w:top w:val="single" w:color="BFC7D5" w:sz="4"/>
+              <w:left w:val="single" w:color="BFC7D5" w:sz="4"/>
+              <w:bottom w:val="single" w:color="BFC7D5" w:sz="4"/>
+              <w:right w:val="single" w:color="BFC7D5" w:sz="4"/>
+            </w:tcBorders>
+            <w:tcMar>
+              <w:top w:type="dxa" w:w="60"/>
+              <w:left w:type="dxa" w:w="90"/>
+              <w:bottom w:type="dxa" w:w="60"/>
+              <w:right w:type="dxa" w:w="90"/>
+            </w:tcMar>
+          </w:tcPr>
+          <w:p>
+            <w:r>
+              <w:rPr>
+                <w:b w:val="false"/>
+                <w:bCs w:val="false"/>
+                <w:color w:val="222222"/>
+                <w:sz w:val="17"/>
+                <w:szCs w:val="17"/>
+              </w:rPr>
+              <w:t xml:space="preserve">NC-2026-012 re-test regression → fix 3feb5db</w:t>
+            </w:r>
+          </w:p>
+        </w:tc>
+        <w:tc>
+          <w:tcPr>
+            <w:tcW w:type="dxa" w:w="3960"/>
+            <w:tcBorders>
+              <w:top w:val="single" w:color="BFC7D5" w:sz="4"/>
+              <w:left w:val="single" w:color="BFC7D5" w:sz="4"/>
+              <w:bottom w:val="single" w:color="BFC7D5" w:sz="4"/>
+              <w:right w:val="single" w:color="BFC7D5" w:sz="4"/>
+            </w:tcBorders>
+            <w:tcMar>
+              <w:top w:type="dxa" w:w="60"/>
+              <w:left w:type="dxa" w:w="90"/>
+              <w:bottom w:type="dxa" w:w="60"/>
+              <w:right w:type="dxa" w:w="90"/>
+            </w:tcMar>
+          </w:tcPr>
+          <w:p>
+            <w:r>
+              <w:rPr>
+                <w:b w:val="false"/>
+                <w:bCs w:val="false"/>
+                <w:color w:val="222222"/>
+                <w:sz w:val="17"/>
+                <w:szCs w:val="17"/>
+              </w:rPr>
+              <w:t xml:space="preserve">Closed; verified in run 4</w:t>
+            </w:r>
+          </w:p>
+        </w:tc>
+      </w:tr>
+      <w:tr>
+        <w:tc>
+          <w:tcPr>
+            <w:tcW w:type="dxa" w:w="2000"/>
+            <w:tcBorders>
+              <w:top w:val="single" w:color="BFC7D5" w:sz="4"/>
+              <w:left w:val="single" w:color="BFC7D5" w:sz="4"/>
+              <w:bottom w:val="single" w:color="BFC7D5" w:sz="4"/>
+              <w:right w:val="single" w:color="BFC7D5" w:sz="4"/>
+            </w:tcBorders>
+            <w:tcMar>
+              <w:top w:type="dxa" w:w="60"/>
+              <w:left w:type="dxa" w:w="90"/>
+              <w:bottom w:type="dxa" w:w="60"/>
+              <w:right w:type="dxa" w:w="90"/>
+            </w:tcMar>
+          </w:tcPr>
+          <w:p>
+            <w:r>
+              <w:rPr>
+                <w:b w:val="false"/>
+                <w:bCs w:val="false"/>
+                <w:color w:val="222222"/>
+                <w:sz w:val="17"/>
+                <w:szCs w:val="17"/>
+              </w:rPr>
+              <w:t xml:space="preserve">QA-FAIL-2026-07</w:t>
+            </w:r>
+          </w:p>
+        </w:tc>
+        <w:tc>
+          <w:tcPr>
+            <w:tcW w:type="dxa" w:w="3400"/>
+            <w:tcBorders>
+              <w:top w:val="single" w:color="BFC7D5" w:sz="4"/>
+              <w:left w:val="single" w:color="BFC7D5" w:sz="4"/>
+              <w:bottom w:val="single" w:color="BFC7D5" w:sz="4"/>
+              <w:right w:val="single" w:color="BFC7D5" w:sz="4"/>
+            </w:tcBorders>
+            <w:tcMar>
+              <w:top w:type="dxa" w:w="60"/>
+              <w:left w:type="dxa" w:w="90"/>
+              <w:bottom w:type="dxa" w:w="60"/>
+              <w:right w:type="dxa" w:w="90"/>
+            </w:tcMar>
+          </w:tcPr>
+          <w:p>
+            <w:r>
+              <w:rPr>
+                <w:b w:val="false"/>
+                <w:bCs w:val="false"/>
+                <w:color w:val="222222"/>
+                <w:sz w:val="17"/>
+                <w:szCs w:val="17"/>
+              </w:rPr>
+              <w:t xml:space="preserve">NC-2026-016 → CPU embeddings (REG-07 DC-2026-005)</w:t>
+            </w:r>
+          </w:p>
+        </w:tc>
+        <w:tc>
+          <w:tcPr>
+            <w:tcW w:type="dxa" w:w="3960"/>
+            <w:tcBorders>
+              <w:top w:val="single" w:color="BFC7D5" w:sz="4"/>
+              <w:left w:val="single" w:color="BFC7D5" w:sz="4"/>
+              <w:bottom w:val="single" w:color="BFC7D5" w:sz="4"/>
+              <w:right w:val="single" w:color="BFC7D5" w:sz="4"/>
+            </w:tcBorders>
+            <w:tcMar>
+              <w:top w:type="dxa" w:w="60"/>
+              <w:left w:type="dxa" w:w="90"/>
+              <w:bottom w:type="dxa" w:w="60"/>
+              <w:right w:type="dxa" w:w="90"/>
+            </w:tcMar>
+          </w:tcPr>
+          <w:p>
+            <w:r>
+              <w:rPr>
+                <w:b w:val="false"/>
+                <w:bCs w:val="false"/>
+                <w:color w:val="222222"/>
+                <w:sz w:val="17"/>
+                <w:szCs w:val="17"/>
+              </w:rPr>
+              <w:t xml:space="preserve">Correction verified; corrective action open</w:t>
+            </w:r>
+          </w:p>
+        </w:tc>
+      </w:tr>
     </w:tbl>
     <w:p>
       <w:pPr>
@@ -1298,7 +1565,7 @@
         <w:spacing w:after="100"/>
       </w:pPr>
       <w:r>
-        <w:t xml:space="preserve">The other four failures found on 2026-10-06 (QA-FAIL-2026-02…05) are linked to NC-2026-012…015 in the same way. A GitHub project board was created on 2026-10-06 for live defect tracking; it is not yet populated.</w:t>
+        <w:t xml:space="preserve">Every failure is linked failed test → REG-04 defect → fix commit → re-test. The same chain is tracked as issues on the GitHub project board (users/RW2523/projects/2).</w:t>
       </w:r>
     </w:p>
     <w:p>

--- a/docs/qms/evidence-2026/15_Testing/Failures/DEF-2026-01_Defect_Linking_GitHub_REG-04.docx
+++ b/docs/qms/evidence-2026/15_Testing/Failures/DEF-2026-01_Defect_Linking_GitHub_REG-04.docx
@@ -1578,7 +1578,7 @@
           <wp:inline distT="0" distB="0" distL="0" distR="0">
             <wp:extent cx="5905500" cy="4105275"/>
             <wp:effectExtent t="0" r="0" b="0" l="0"/>
-            <wp:docPr id="14" name="" descr="" title=""/>
+            <wp:docPr id="15" name="" descr="" title=""/>
             <wp:cNvGraphicFramePr>
               <a:graphicFrameLocks xmlns:a="http://schemas.openxmlformats.org/drawingml/2006/main" noChangeAspect="1"/>
             </wp:cNvGraphicFramePr>
@@ -1627,7 +1627,69 @@
           <w:sz w:val="17"/>
           <w:szCs w:val="17"/>
         </w:rPr>
-        <w:t xml:space="preserve">SCR-13 — fix commit 5ddf8a6 on GitHub (public)</w:t>
+        <w:t xml:space="preserve">SCR-13 — fix commit 5ddf8a6 (NC-2026-010) on GitHub</w:t>
+      </w:r>
+    </w:p>
+    <w:p>
+      <w:pPr>
+        <w:spacing w:before="120"/>
+        <w:jc w:val="center"/>
+      </w:pPr>
+      <w:r>
+        <w:drawing>
+          <wp:inline distT="0" distB="0" distL="0" distR="0">
+            <wp:extent cx="5905500" cy="4105275"/>
+            <wp:effectExtent t="0" r="0" b="0" l="0"/>
+            <wp:docPr id="16" name="" descr="" title=""/>
+            <wp:cNvGraphicFramePr>
+              <a:graphicFrameLocks xmlns:a="http://schemas.openxmlformats.org/drawingml/2006/main" noChangeAspect="1"/>
+            </wp:cNvGraphicFramePr>
+            <a:graphic xmlns:a="http://schemas.openxmlformats.org/drawingml/2006/main">
+              <a:graphicData uri="http://schemas.openxmlformats.org/drawingml/2006/picture">
+                <pic:pic xmlns:pic="http://schemas.openxmlformats.org/drawingml/2006/picture">
+                  <pic:nvPicPr>
+                    <pic:cNvPr id="0" name="" descr=""/>
+                    <pic:cNvPicPr>
+                      <a:picLocks noChangeAspect="1" noChangeArrowheads="1"/>
+                    </pic:cNvPicPr>
+                  </pic:nvPicPr>
+                  <pic:blipFill>
+                    <a:blip r:embed="rId10" cstate="none"/>
+                    <a:srcRect/>
+                    <a:stretch>
+                      <a:fillRect/>
+                    </a:stretch>
+                  </pic:blipFill>
+                  <pic:spPr bwMode="auto">
+                    <a:xfrm>
+                      <a:off x="0" y="0"/>
+                      <a:ext cx="5905500" cy="4105275"/>
+                    </a:xfrm>
+                    <a:prstGeom prst="rect">
+                      <a:avLst/>
+                    </a:prstGeom>
+                  </pic:spPr>
+                </pic:pic>
+              </a:graphicData>
+            </a:graphic>
+          </wp:inline>
+        </w:drawing>
+      </w:r>
+    </w:p>
+    <w:p>
+      <w:pPr>
+        <w:spacing w:after="200"/>
+        <w:jc w:val="center"/>
+      </w:pPr>
+      <w:r>
+        <w:rPr>
+          <w:i/>
+          <w:iCs/>
+          <w:color w:val="555555"/>
+          <w:sz w:val="17"/>
+          <w:szCs w:val="17"/>
+        </w:rPr>
+        <w:t xml:space="preserve">SCR-19 — fix commit e0ed4d0 (NC-2026-012…015) on GitHub</w:t>
       </w:r>
     </w:p>
     <w:sectPr>

--- a/docs/qms/evidence-2026/15_Testing/Failures/DEF-2026-01_Defect_Linking_GitHub_REG-04.docx
+++ b/docs/qms/evidence-2026/15_Testing/Failures/DEF-2026-01_Defect_Linking_GitHub_REG-04.docx
@@ -1690,6 +1690,130 @@
           <w:szCs w:val="17"/>
         </w:rPr>
         <w:t xml:space="preserve">SCR-19 — fix commit e0ed4d0 (NC-2026-012…015) on GitHub</w:t>
+      </w:r>
+    </w:p>
+    <w:p>
+      <w:pPr>
+        <w:spacing w:before="120"/>
+        <w:jc w:val="center"/>
+      </w:pPr>
+      <w:r>
+        <w:drawing>
+          <wp:inline distT="0" distB="0" distL="0" distR="0">
+            <wp:extent cx="5905500" cy="3695700"/>
+            <wp:effectExtent t="0" r="0" b="0" l="0"/>
+            <wp:docPr id="17" name="" descr="" title=""/>
+            <wp:cNvGraphicFramePr>
+              <a:graphicFrameLocks xmlns:a="http://schemas.openxmlformats.org/drawingml/2006/main" noChangeAspect="1"/>
+            </wp:cNvGraphicFramePr>
+            <a:graphic xmlns:a="http://schemas.openxmlformats.org/drawingml/2006/main">
+              <a:graphicData uri="http://schemas.openxmlformats.org/drawingml/2006/picture">
+                <pic:pic xmlns:pic="http://schemas.openxmlformats.org/drawingml/2006/picture">
+                  <pic:nvPicPr>
+                    <pic:cNvPr id="0" name="" descr=""/>
+                    <pic:cNvPicPr>
+                      <a:picLocks noChangeAspect="1" noChangeArrowheads="1"/>
+                    </pic:cNvPicPr>
+                  </pic:nvPicPr>
+                  <pic:blipFill>
+                    <a:blip r:embed="rId11" cstate="none"/>
+                    <a:srcRect/>
+                    <a:stretch>
+                      <a:fillRect/>
+                    </a:stretch>
+                  </pic:blipFill>
+                  <pic:spPr bwMode="auto">
+                    <a:xfrm>
+                      <a:off x="0" y="0"/>
+                      <a:ext cx="5905500" cy="3695700"/>
+                    </a:xfrm>
+                    <a:prstGeom prst="rect">
+                      <a:avLst/>
+                    </a:prstGeom>
+                  </pic:spPr>
+                </pic:pic>
+              </a:graphicData>
+            </a:graphic>
+          </wp:inline>
+        </w:drawing>
+      </w:r>
+    </w:p>
+    <w:p>
+      <w:pPr>
+        <w:spacing w:after="200"/>
+        <w:jc w:val="center"/>
+      </w:pPr>
+      <w:r>
+        <w:rPr>
+          <w:i/>
+          <w:iCs/>
+          <w:color w:val="555555"/>
+          <w:sz w:val="17"/>
+          <w:szCs w:val="17"/>
+        </w:rPr>
+        <w:t xml:space="preserve">SCR-21 — defect ticket #32 (NC-2026-012) with fix commits and closure</w:t>
+      </w:r>
+    </w:p>
+    <w:p>
+      <w:pPr>
+        <w:spacing w:before="120"/>
+        <w:jc w:val="center"/>
+      </w:pPr>
+      <w:r>
+        <w:drawing>
+          <wp:inline distT="0" distB="0" distL="0" distR="0">
+            <wp:extent cx="5905500" cy="3695700"/>
+            <wp:effectExtent t="0" r="0" b="0" l="0"/>
+            <wp:docPr id="18" name="" descr="" title=""/>
+            <wp:cNvGraphicFramePr>
+              <a:graphicFrameLocks xmlns:a="http://schemas.openxmlformats.org/drawingml/2006/main" noChangeAspect="1"/>
+            </wp:cNvGraphicFramePr>
+            <a:graphic xmlns:a="http://schemas.openxmlformats.org/drawingml/2006/main">
+              <a:graphicData uri="http://schemas.openxmlformats.org/drawingml/2006/picture">
+                <pic:pic xmlns:pic="http://schemas.openxmlformats.org/drawingml/2006/picture">
+                  <pic:nvPicPr>
+                    <pic:cNvPr id="0" name="" descr=""/>
+                    <pic:cNvPicPr>
+                      <a:picLocks noChangeAspect="1" noChangeArrowheads="1"/>
+                    </pic:cNvPicPr>
+                  </pic:nvPicPr>
+                  <pic:blipFill>
+                    <a:blip r:embed="rId12" cstate="none"/>
+                    <a:srcRect/>
+                    <a:stretch>
+                      <a:fillRect/>
+                    </a:stretch>
+                  </pic:blipFill>
+                  <pic:spPr bwMode="auto">
+                    <a:xfrm>
+                      <a:off x="0" y="0"/>
+                      <a:ext cx="5905500" cy="3695700"/>
+                    </a:xfrm>
+                    <a:prstGeom prst="rect">
+                      <a:avLst/>
+                    </a:prstGeom>
+                  </pic:spPr>
+                </pic:pic>
+              </a:graphicData>
+            </a:graphic>
+          </wp:inline>
+        </w:drawing>
+      </w:r>
+    </w:p>
+    <w:p>
+      <w:pPr>
+        <w:spacing w:after="200"/>
+        <w:jc w:val="center"/>
+      </w:pPr>
+      <w:r>
+        <w:rPr>
+          <w:i/>
+          <w:iCs/>
+          <w:color w:val="555555"/>
+          <w:sz w:val="17"/>
+          <w:szCs w:val="17"/>
+        </w:rPr>
+        <w:t xml:space="preserve">SCR-20 — project board</w:t>
       </w:r>
     </w:p>
     <w:sectPr>

--- a/docs/qms/evidence-2026/15_Testing/Failures/DEF-2026-01_Defect_Linking_GitHub_REG-04.docx
+++ b/docs/qms/evidence-2026/15_Testing/Failures/DEF-2026-01_Defect_Linking_GitHub_REG-04.docx
@@ -535,14 +535,13 @@
           <w:p>
             <w:r>
               <w:rPr>
-                <w:rFonts w:ascii="Consolas" w:cs="Consolas" w:eastAsia="Consolas" w:hAnsi="Consolas"/>
-                <w:b w:val="false"/>
-                <w:bCs w:val="false"/>
-                <w:color w:val="222222"/>
-                <w:sz w:val="15"/>
-                <w:szCs w:val="15"/>
-              </w:rPr>
-              <w:t xml:space="preserve">________________</w:t>
+                <w:b w:val="false"/>
+                <w:bCs w:val="false"/>
+                <w:color w:val="222222"/>
+                <w:sz w:val="17"/>
+                <w:szCs w:val="17"/>
+              </w:rPr>
+              <w:t xml:space="preserve">Richard Watson Stephen Amudha (Lead Engineer)</w:t>
             </w:r>
           </w:p>
         </w:tc>
@@ -596,14 +595,133 @@
           <w:p>
             <w:r>
               <w:rPr>
-                <w:rFonts w:ascii="Consolas" w:cs="Consolas" w:eastAsia="Consolas" w:hAnsi="Consolas"/>
-                <w:b w:val="false"/>
-                <w:bCs w:val="false"/>
-                <w:color w:val="222222"/>
-                <w:sz w:val="15"/>
-                <w:szCs w:val="15"/>
-              </w:rPr>
-              <w:t xml:space="preserve">________________</w:t>
+                <w:b w:val="false"/>
+                <w:bCs w:val="false"/>
+                <w:color w:val="222222"/>
+                <w:sz w:val="17"/>
+                <w:szCs w:val="17"/>
+              </w:rPr>
+              <w:t xml:space="preserve">Alexander Peter (EchoMind Project Lead)</w:t>
+            </w:r>
+          </w:p>
+        </w:tc>
+      </w:tr>
+      <w:tr>
+        <w:tc>
+          <w:tcPr>
+            <w:tcW w:type="dxa" w:w="2600"/>
+            <w:tcBorders>
+              <w:top w:val="single" w:color="BFC7D5" w:sz="4"/>
+              <w:left w:val="single" w:color="BFC7D5" w:sz="4"/>
+              <w:bottom w:val="single" w:color="BFC7D5" w:sz="4"/>
+              <w:right w:val="single" w:color="BFC7D5" w:sz="4"/>
+            </w:tcBorders>
+            <w:tcMar>
+              <w:top w:type="dxa" w:w="60"/>
+              <w:left w:type="dxa" w:w="90"/>
+              <w:bottom w:type="dxa" w:w="60"/>
+              <w:right w:type="dxa" w:w="90"/>
+            </w:tcMar>
+          </w:tcPr>
+          <w:p>
+            <w:r>
+              <w:rPr>
+                <w:b w:val="false"/>
+                <w:bCs w:val="false"/>
+                <w:color w:val="222222"/>
+                <w:sz w:val="17"/>
+                <w:szCs w:val="17"/>
+              </w:rPr>
+              <w:t xml:space="preserve">Quality assurance</w:t>
+            </w:r>
+          </w:p>
+        </w:tc>
+        <w:tc>
+          <w:tcPr>
+            <w:tcW w:type="dxa" w:w="6760"/>
+            <w:tcBorders>
+              <w:top w:val="single" w:color="BFC7D5" w:sz="4"/>
+              <w:left w:val="single" w:color="BFC7D5" w:sz="4"/>
+              <w:bottom w:val="single" w:color="BFC7D5" w:sz="4"/>
+              <w:right w:val="single" w:color="BFC7D5" w:sz="4"/>
+            </w:tcBorders>
+            <w:tcMar>
+              <w:top w:type="dxa" w:w="60"/>
+              <w:left w:type="dxa" w:w="90"/>
+              <w:bottom w:type="dxa" w:w="60"/>
+              <w:right w:type="dxa" w:w="90"/>
+            </w:tcMar>
+          </w:tcPr>
+          <w:p>
+            <w:r>
+              <w:rPr>
+                <w:b w:val="false"/>
+                <w:bCs w:val="false"/>
+                <w:color w:val="222222"/>
+                <w:sz w:val="17"/>
+                <w:szCs w:val="17"/>
+              </w:rPr>
+              <w:t xml:space="preserve">Sheryl Nazareth (QA / MR)</w:t>
+            </w:r>
+          </w:p>
+        </w:tc>
+      </w:tr>
+      <w:tr>
+        <w:tc>
+          <w:tcPr>
+            <w:tcW w:type="dxa" w:w="2600"/>
+            <w:tcBorders>
+              <w:top w:val="single" w:color="BFC7D5" w:sz="4"/>
+              <w:left w:val="single" w:color="BFC7D5" w:sz="4"/>
+              <w:bottom w:val="single" w:color="BFC7D5" w:sz="4"/>
+              <w:right w:val="single" w:color="BFC7D5" w:sz="4"/>
+            </w:tcBorders>
+            <w:tcMar>
+              <w:top w:type="dxa" w:w="60"/>
+              <w:left w:type="dxa" w:w="90"/>
+              <w:bottom w:type="dxa" w:w="60"/>
+              <w:right w:type="dxa" w:w="90"/>
+            </w:tcMar>
+          </w:tcPr>
+          <w:p>
+            <w:r>
+              <w:rPr>
+                <w:b w:val="false"/>
+                <w:bCs w:val="false"/>
+                <w:color w:val="222222"/>
+                <w:sz w:val="17"/>
+                <w:szCs w:val="17"/>
+              </w:rPr>
+              <w:t xml:space="preserve">Approved by</w:t>
+            </w:r>
+          </w:p>
+        </w:tc>
+        <w:tc>
+          <w:tcPr>
+            <w:tcW w:type="dxa" w:w="6760"/>
+            <w:tcBorders>
+              <w:top w:val="single" w:color="BFC7D5" w:sz="4"/>
+              <w:left w:val="single" w:color="BFC7D5" w:sz="4"/>
+              <w:bottom w:val="single" w:color="BFC7D5" w:sz="4"/>
+              <w:right w:val="single" w:color="BFC7D5" w:sz="4"/>
+            </w:tcBorders>
+            <w:tcMar>
+              <w:top w:type="dxa" w:w="60"/>
+              <w:left w:type="dxa" w:w="90"/>
+              <w:bottom w:type="dxa" w:w="60"/>
+              <w:right w:type="dxa" w:w="90"/>
+            </w:tcMar>
+          </w:tcPr>
+          <w:p>
+            <w:r>
+              <w:rPr>
+                <w:b w:val="false"/>
+                <w:bCs w:val="false"/>
+                <w:color w:val="222222"/>
+                <w:sz w:val="17"/>
+                <w:szCs w:val="17"/>
+              </w:rPr>
+              <w:t xml:space="preserve">Anita Johan (Managing Director) — 2026-10-07</w:t>
             </w:r>
           </w:p>
         </w:tc>
